--- a/docs/조직시뮬레이터_기능정의서.docx
+++ b/docs/조직시뮬레이터_기능정의서.docx
@@ -1585,7 +1585,7 @@
                 <w:sz w:val="18"/>
                 <w:szCs w:val="18"/>
               </w:rPr>
-              <w:t xml:space="preserve">팀 단위 집계 JSON (약 0.8MB)</w:t>
+              <w:t xml:space="preserve">팀 단위 집계 JSON (약 1.4MB, R&amp;R 전문 포함)</w:t>
             </w:r>
           </w:p>
         </w:tc>
@@ -2648,7 +2648,7 @@
                 <w:sz w:val="18"/>
                 <w:szCs w:val="18"/>
               </w:rPr>
-              <w:t xml:space="preserve">privacy_gate 가 개인 단위 열(사번·이름·성명·나이·성별·입사일·직책·BAND·직군)을 거부한다. 지우는 것이 아니라 생성 자체를 막는다</w:t>
+              <w:t xml:space="preserve">개인 행은 로컬에서만 다루고 팀 단위로 집계해 내보낸다. 웹 데이터 생성 마지막에 사번·성명·입사일 등의 열 이름이 남아 있으면 생성이 중단된다</w:t>
             </w:r>
           </w:p>
         </w:tc>
@@ -2681,6 +2681,67 @@
                 <w:sz w:val="18"/>
                 <w:szCs w:val="18"/>
               </w:rPr>
+              <w:t xml:space="preserve">로컬 파이썬 에이전트</w:t>
+            </w:r>
+          </w:p>
+        </w:tc>
+        <w:tc>
+          <w:tcPr>
+            <w:tcW w:type="dxa" w:w="7360"/>
+            <w:tcMar>
+              <w:top w:type="dxa" w:w="60"/>
+              <w:left w:type="dxa" w:w="100"/>
+              <w:bottom w:type="dxa" w:w="60"/>
+              <w:right w:type="dxa" w:w="100"/>
+            </w:tcMar>
+            <w:vAlign w:val="top"/>
+          </w:tcPr>
+          <w:p>
+            <w:pPr>
+              <w:spacing w:after="20" w:line="260"/>
+            </w:pPr>
+            <w:r>
+              <w:rPr>
+                <w:rFonts w:ascii="Malgun Gothic" w:cs="Malgun Gothic" w:eastAsia="Malgun Gothic" w:hAnsi="Malgun Gothic"/>
+                <w:b w:val="false"/>
+                <w:bCs w:val="false"/>
+                <w:color w:val="0F1B2D"/>
+                <w:sz w:val="18"/>
+                <w:szCs w:val="18"/>
+              </w:rPr>
+              <w:t xml:space="preserve">privacy_gate 가 도구 출력에서 개인 단위 열(사번·이름·성명·나이·성별·입사일·직책·BAND·직군)과 사번 형태의 값을 거부한다. 지우는 것이 아니라 응답 자체를 막는다</w:t>
+            </w:r>
+          </w:p>
+        </w:tc>
+      </w:tr>
+      <w:tr>
+        <w:trPr>
+          <w:cantSplit/>
+        </w:trPr>
+        <w:tc>
+          <w:tcPr>
+            <w:tcW w:type="dxa" w:w="2000"/>
+            <w:tcMar>
+              <w:top w:type="dxa" w:w="60"/>
+              <w:left w:type="dxa" w:w="100"/>
+              <w:bottom w:type="dxa" w:w="60"/>
+              <w:right w:type="dxa" w:w="100"/>
+            </w:tcMar>
+            <w:vAlign w:val="top"/>
+          </w:tcPr>
+          <w:p>
+            <w:pPr>
+              <w:spacing w:after="20" w:line="260"/>
+            </w:pPr>
+            <w:r>
+              <w:rPr>
+                <w:rFonts w:ascii="Malgun Gothic" w:cs="Malgun Gothic" w:eastAsia="Malgun Gothic" w:hAnsi="Malgun Gothic"/>
+                <w:b w:val="false"/>
+                <w:bCs w:val="false"/>
+                <w:color w:val="0F1B2D"/>
+                <w:sz w:val="18"/>
+                <w:szCs w:val="18"/>
+              </w:rPr>
               <w:t xml:space="preserve">웹 데이터</w:t>
             </w:r>
           </w:p>
@@ -2709,7 +2770,7 @@
                 <w:sz w:val="18"/>
                 <w:szCs w:val="18"/>
               </w:rPr>
-              <w:t xml:space="preserve">생성 마지막에 금지 열 이름이 남아 있으면 종료. 팀 인원이 개인 식별로 이어지지 않도록 연령은 합과 구간으로만</w:t>
+              <w:t xml:space="preserve">연령은 합과 구간으로만, 직책은 수로만. 판정자·전달자는 역할로만</w:t>
             </w:r>
           </w:p>
         </w:tc>
@@ -2869,7 +2930,7 @@
           <w:sz w:val="20"/>
           <w:szCs w:val="20"/>
         </w:rPr>
-        <w:t xml:space="preserve">상단 필터(본부) 하나가 팀 단위 구역 전체를 좁힌다. 모든 차트에 '표' 전환이 있어 수치를 그대로 읽을 수 있다. 상단 고정 바에서 6개 구역으로 바로 이동한다.</w:t>
+        <w:t xml:space="preserve">상단 필터(본부)는 팀 단위로 집계되는 카드(요약 타일, 연령 구조, 정년 집중 조직, 본부별 구조, 기능 중복 후보, 미션 커버율·미커버 항목, 현업 의견)를 좁힌다. 전사 단위 카드(3개년 추이, 정년 도래, 계보, 기능 지도, 병렬 조직군, 지역, 지침·판정)는 필터와 무관하며 3개년 추이는 본부를 고르면 숨긴다. 차트가 있는 카드에는 '표' 전환이 있다. 상단 고정 바에서 6개 구역으로 바로 이동한다(폰 너비에서는 숨김).</w:t>
       </w:r>
     </w:p>
     <w:tbl>
@@ -5146,7 +5207,7 @@
                 <w:sz w:val="18"/>
                 <w:szCs w:val="18"/>
               </w:rPr>
-              <w:t xml:space="preserve">이번 시뮬레이션의 기준(적용 기준과 출처, 가정 입력) → 개편안 조립(통합·폐지) → 현업 의견 → 실행 → 결과 카드(현재/개편 후/증감, 사람 영향, 연령·지역·제약·의견 경고)</w:t>
+              <w:t xml:space="preserve">개편안 조립(통합·폐지, 대상에 보호 조직·기존 판정이 있으면 표시) → 실행 → 이번 시뮬레이션의 기준(적용 기준과 출처, 가정 입력) → 현업 의견 → 결과 카드(현재/개편 후/증감, 사람 영향, 연령·지역·제약·기능 결손·의견 경고)</w:t>
             </w:r>
           </w:p>
         </w:tc>
@@ -6182,7 +6243,7 @@
                 <w:sz w:val="18"/>
                 <w:szCs w:val="18"/>
               </w:rPr>
-              <w:t xml:space="preserve">팀 2개 이상, 새 조직 이름, 팀장 유지 팀(선택)</w:t>
+              <w:t xml:space="preserve">팀 2개 이상, 새 조직 이름, 팀장 유지 팀(선택, 대화에서만 지정 가능)</w:t>
             </w:r>
           </w:p>
         </w:tc>
@@ -6489,7 +6550,7 @@
           <w:sz w:val="20"/>
           <w:szCs w:val="20"/>
         </w:rPr>
-        <w:t xml:space="preserve">액션은 누적된다. 대화에서 '거기에 C도'라고 하면 비우지 않고 추가한다. 보호 조직이나 '유지' 판정이 있는 팀을 넣으면 조립 단계에서 경고를 돌려준다.</w:t>
+        <w:t xml:space="preserve">액션은 누적된다. 대화에서 '거기에 C도'라고 하면 비우지 않고 추가한다. 대상 팀이 보호 조직이거나 기존 판정(유지·보류 등)이 있으면 작업판 목록과 대화 도구 응답 양쪽에 표시하고, 실행 결과에서는 '유지' 판정만 위반으로 잡는다.</w:t>
       </w:r>
     </w:p>
     <w:p>
@@ -8964,7 +9025,7 @@
                 <w:sz w:val="18"/>
                 <w:szCs w:val="18"/>
               </w:rPr>
-              <w:t xml:space="preserve">종류(중복후보·병렬조직군·조직명·계보), 대상(A ↔ B 또는 A + B), 판정(유지·통합검토·R&amp;R재정의·명칭변경·보류), 사유(필수), 판정자(역할), 일자</w:t>
+              <w:t xml:space="preserve">종류(중복후보·계보는 폼, 병렬조직군·조직명은 대화로만), 대상(A ↔ B 또는 A + B), 판정(유지·통합검토·R&amp;R재정의·명칭변경·보류), 사유(필수), 판정자(역할), 일자</w:t>
             </w:r>
           </w:p>
         </w:tc>
@@ -12054,6 +12115,101 @@
           <w:szCs w:val="20"/>
         </w:rPr>
         <w:t xml:space="preserve">개편 액션은 팀 단위 통합·폐지뿐이다. 담당·본부 재편, 목표 조직도 편집, 조직도 그리기는 아직 없다.</w:t>
+      </w:r>
+    </w:p>
+    <w:p>
+      <w:pPr>
+        <w:pStyle w:val="ListParagraph"/>
+        <w:numPr>
+          <w:ilvl w:val="0"/>
+          <w:numId w:val="3"/>
+        </w:numPr>
+        <w:spacing w:after="60" w:line="300"/>
+      </w:pPr>
+      <w:r>
+        <w:rPr>
+          <w:rFonts w:ascii="Malgun Gothic" w:cs="Malgun Gothic" w:eastAsia="Malgun Gothic" w:hAnsi="Malgun Gothic"/>
+          <w:color w:val="0F1B2D"/>
+          <w:sz w:val="20"/>
+          <w:szCs w:val="20"/>
+        </w:rPr>
+        <w:t xml:space="preserve">편집 중인 개편안은 저장되지 않는다. 새로고침하면 사라진다(원장은 남는다).</w:t>
+      </w:r>
+    </w:p>
+    <w:p>
+      <w:pPr>
+        <w:pStyle w:val="ListParagraph"/>
+        <w:numPr>
+          <w:ilvl w:val="0"/>
+          <w:numId w:val="3"/>
+        </w:numPr>
+        <w:spacing w:after="60" w:line="300"/>
+      </w:pPr>
+      <w:r>
+        <w:rPr>
+          <w:rFonts w:ascii="Malgun Gothic" w:cs="Malgun Gothic" w:eastAsia="Malgun Gothic" w:hAnsi="Malgun Gothic"/>
+          <w:color w:val="0F1B2D"/>
+          <w:sz w:val="20"/>
+          <w:szCs w:val="20"/>
+        </w:rPr>
+        <w:t xml:space="preserve">판정과 현업 의견은 기록 후 수정·삭제할 수 없다(지침만 가능). 잘못 기록하면 새 판정으로 덮는 수밖에 없다.</w:t>
+      </w:r>
+    </w:p>
+    <w:p>
+      <w:pPr>
+        <w:pStyle w:val="ListParagraph"/>
+        <w:numPr>
+          <w:ilvl w:val="0"/>
+          <w:numId w:val="3"/>
+        </w:numPr>
+        <w:spacing w:after="60" w:line="300"/>
+      </w:pPr>
+      <w:r>
+        <w:rPr>
+          <w:rFonts w:ascii="Malgun Gothic" w:cs="Malgun Gothic" w:eastAsia="Malgun Gothic" w:hAnsi="Malgun Gothic"/>
+          <w:color w:val="0F1B2D"/>
+          <w:sz w:val="20"/>
+          <w:szCs w:val="20"/>
+        </w:rPr>
+        <w:t xml:space="preserve">지침의 검사 조건은 자유 문자열이라 오타가 있으면 조용히 무시된다. 미리보기·검증이 없다.</w:t>
+      </w:r>
+    </w:p>
+    <w:p>
+      <w:pPr>
+        <w:pStyle w:val="ListParagraph"/>
+        <w:numPr>
+          <w:ilvl w:val="0"/>
+          <w:numId w:val="3"/>
+        </w:numPr>
+        <w:spacing w:after="60" w:line="300"/>
+      </w:pPr>
+      <w:r>
+        <w:rPr>
+          <w:rFonts w:ascii="Malgun Gothic" w:cs="Malgun Gothic" w:eastAsia="Malgun Gothic" w:hAnsi="Malgun Gothic"/>
+          <w:color w:val="0F1B2D"/>
+          <w:sz w:val="20"/>
+          <w:szCs w:val="20"/>
+        </w:rPr>
+        <w:t xml:space="preserve">작업판 목록은 상한이 있다(계보 검토 30건, 중복 후보 25건, R&amp;R 검색 20건). 더보기가 없다.</w:t>
+      </w:r>
+    </w:p>
+    <w:p>
+      <w:pPr>
+        <w:pStyle w:val="ListParagraph"/>
+        <w:numPr>
+          <w:ilvl w:val="0"/>
+          <w:numId w:val="3"/>
+        </w:numPr>
+        <w:spacing w:after="60" w:line="300"/>
+      </w:pPr>
+      <w:r>
+        <w:rPr>
+          <w:rFonts w:ascii="Malgun Gothic" w:cs="Malgun Gothic" w:eastAsia="Malgun Gothic" w:hAnsi="Malgun Gothic"/>
+          <w:color w:val="0F1B2D"/>
+          <w:sz w:val="20"/>
+          <w:szCs w:val="20"/>
+        </w:rPr>
+        <w:t xml:space="preserve">대시보드의 미션 정합성은 에이전트에 대응 메뉴가 없어 자유 질문에서만 물을 수 있다.</w:t>
       </w:r>
     </w:p>
     <w:p>
